--- a/experiment2/电子线路分析与设计 实验报告模板.docx
+++ b/experiment2/电子线路分析与设计 实验报告模板.docx
@@ -116,23 +116,13 @@
       </w:pPr>
       <w:r>
         <w:rPr>
-          <w:rFonts w:hint="eastAsia"/>
-          <w:sz w:val="36"/>
-          <w:szCs w:val="36"/>
-        </w:rPr>
-        <w:t>实验</w:t>
-      </w:r>
-      <w:r>
-        <w:rPr>
-          <w:rFonts w:hint="eastAsia"/>
-          <w:sz w:val="36"/>
-          <w:szCs w:val="36"/>
-        </w:rPr>
-        <w:t>三</w:t>
-      </w:r>
-      <w:r>
-        <w:rPr>
-          <w:rFonts w:hint="eastAsia"/>
+          <w:sz w:val="36"/>
+          <w:szCs w:val="36"/>
+        </w:rPr>
+        <w:t>实验二</w:t>
+      </w:r>
+      <w:r>
+        <w:rPr>
           <w:sz w:val="36"/>
           <w:szCs w:val="36"/>
         </w:rPr>
@@ -140,11 +130,38 @@
       </w:r>
       <w:r>
         <w:rPr>
-          <w:rFonts w:hint="eastAsia"/>
-          <w:sz w:val="36"/>
-          <w:szCs w:val="36"/>
-        </w:rPr>
-        <w:t>互感电压测试及最大功率传输</w:t>
+          <w:sz w:val="36"/>
+          <w:szCs w:val="36"/>
+        </w:rPr>
+        <w:t>一阶</w:t>
+      </w:r>
+      <w:r>
+        <w:rPr>
+          <w:sz w:val="36"/>
+          <w:szCs w:val="36"/>
+        </w:rPr>
+        <w:t>L</w:t>
+      </w:r>
+      <w:r>
+        <w:rPr>
+          <w:sz w:val="36"/>
+          <w:szCs w:val="36"/>
+        </w:rPr>
+        <w:t>、</w:t>
+      </w:r>
+      <w:r>
+        <w:rPr>
+          <w:sz w:val="36"/>
+          <w:szCs w:val="36"/>
+        </w:rPr>
+        <w:t>C</w:t>
+      </w:r>
+      <w:r>
+        <w:rPr>
+          <w:sz w:val="36"/>
+          <w:szCs w:val="36"/>
+        </w:rPr>
+        <w:t>电路响应</w:t>
       </w:r>
     </w:p>
     <w:p>
@@ -229,7 +246,41 @@
           <w:szCs w:val="28"/>
           <w:u w:val="single"/>
         </w:rPr>
-        <w:t xml:space="preserve">                 </w:t>
+        <w:t xml:space="preserve"> </w:t>
+      </w:r>
+      <w:r>
+        <w:rPr>
+          <w:rFonts w:hint="eastAsia"/>
+          <w:sz w:val="28"/>
+          <w:szCs w:val="28"/>
+          <w:u w:val="single"/>
+        </w:rPr>
+        <w:t>雍能杰</w:t>
+      </w:r>
+      <w:r>
+        <w:rPr>
+          <w:sz w:val="28"/>
+          <w:szCs w:val="28"/>
+          <w:u w:val="single"/>
+        </w:rPr>
+        <w:t xml:space="preserve">  </w:t>
+      </w:r>
+      <w:r>
+        <w:rPr>
+          <w:rFonts w:hint="eastAsia"/>
+          <w:sz w:val="28"/>
+          <w:szCs w:val="28"/>
+          <w:u w:val="single"/>
+        </w:rPr>
+        <w:t xml:space="preserve">    </w:t>
+      </w:r>
+      <w:r>
+        <w:rPr>
+          <w:sz w:val="28"/>
+          <w:szCs w:val="28"/>
+          <w:u w:val="single"/>
+        </w:rPr>
+        <w:t xml:space="preserve">    </w:t>
       </w:r>
       <w:r>
         <w:rPr>
@@ -246,15 +297,15 @@
           <w:szCs w:val="28"/>
           <w:u w:val="single"/>
         </w:rPr>
-        <w:t xml:space="preserve">     </w:t>
-      </w:r>
-      <w:r>
-        <w:rPr>
-          <w:sz w:val="28"/>
-          <w:szCs w:val="28"/>
-          <w:u w:val="single"/>
-        </w:rPr>
-        <w:t xml:space="preserve">           </w:t>
+        <w:t>25019100565</w:t>
+      </w:r>
+      <w:r>
+        <w:rPr>
+          <w:sz w:val="28"/>
+          <w:szCs w:val="28"/>
+          <w:u w:val="single"/>
+        </w:rPr>
+        <w:t xml:space="preserve">    </w:t>
       </w:r>
       <w:r>
         <w:rPr>
@@ -276,11 +327,29 @@
       </w:r>
       <w:r>
         <w:rPr>
-          <w:sz w:val="28"/>
-          <w:szCs w:val="28"/>
-          <w:u w:val="single"/>
-        </w:rPr>
-        <w:t xml:space="preserve">            </w:t>
+          <w:rFonts w:hint="eastAsia"/>
+          <w:sz w:val="28"/>
+          <w:szCs w:val="28"/>
+          <w:u w:val="single"/>
+        </w:rPr>
+        <w:t>仿真</w:t>
+      </w:r>
+      <w:r>
+        <w:rPr>
+          <w:rFonts w:hint="eastAsia"/>
+          <w:sz w:val="28"/>
+          <w:szCs w:val="28"/>
+          <w:u w:val="single"/>
+        </w:rPr>
+        <w:t xml:space="preserve"> </w:t>
+      </w:r>
+      <w:r>
+        <w:rPr>
+          <w:sz w:val="28"/>
+          <w:szCs w:val="28"/>
+          <w:u w:val="single"/>
+        </w:rPr>
+        <w:t xml:space="preserve">       </w:t>
       </w:r>
       <w:commentRangeEnd w:id="0"/>
       <w:r>
@@ -314,7 +383,24 @@
           <w:szCs w:val="28"/>
           <w:u w:val="single"/>
         </w:rPr>
-        <w:t xml:space="preserve">                 </w:t>
+        <w:t xml:space="preserve"> </w:t>
+      </w:r>
+      <w:r>
+        <w:rPr>
+          <w:rFonts w:hint="eastAsia"/>
+          <w:sz w:val="28"/>
+          <w:szCs w:val="28"/>
+          <w:u w:val="single"/>
+        </w:rPr>
+        <w:t>贡天昊</w:t>
+      </w:r>
+      <w:r>
+        <w:rPr>
+          <w:sz w:val="28"/>
+          <w:szCs w:val="28"/>
+          <w:u w:val="single"/>
+        </w:rPr>
+        <w:t xml:space="preserve">          </w:t>
       </w:r>
       <w:r>
         <w:rPr>
@@ -326,20 +412,19 @@
       </w:r>
       <w:r>
         <w:rPr>
-          <w:rFonts w:hint="eastAsia"/>
-          <w:sz w:val="28"/>
-          <w:szCs w:val="28"/>
-          <w:u w:val="single"/>
-        </w:rPr>
-        <w:t xml:space="preserve">     </w:t>
-      </w:r>
-      <w:r>
-        <w:rPr>
-          <w:sz w:val="28"/>
-          <w:szCs w:val="28"/>
-          <w:u w:val="single"/>
-        </w:rPr>
-        <w:t xml:space="preserve">           </w:t>
+          <w:sz w:val="28"/>
+          <w:szCs w:val="28"/>
+          <w:u w:val="single"/>
+        </w:rPr>
+        <w:t xml:space="preserve">25019100029 </w:t>
+      </w:r>
+      <w:r>
+        <w:rPr>
+          <w:sz w:val="28"/>
+          <w:szCs w:val="28"/>
+          <w:u w:val="single"/>
+        </w:rPr>
+        <w:t xml:space="preserve">   </w:t>
       </w:r>
       <w:r>
         <w:rPr>
@@ -360,11 +445,20 @@
       </w:r>
       <w:r>
         <w:rPr>
-          <w:sz w:val="28"/>
-          <w:szCs w:val="28"/>
-          <w:u w:val="single"/>
-        </w:rPr>
-        <w:t xml:space="preserve">            </w:t>
+          <w:rFonts w:hint="eastAsia"/>
+          <w:sz w:val="28"/>
+          <w:szCs w:val="28"/>
+          <w:u w:val="single"/>
+        </w:rPr>
+        <w:t>报告</w:t>
+      </w:r>
+      <w:r>
+        <w:rPr>
+          <w:sz w:val="28"/>
+          <w:szCs w:val="28"/>
+          <w:u w:val="single"/>
+        </w:rPr>
+        <w:t xml:space="preserve">        </w:t>
       </w:r>
     </w:p>
     <w:p>
@@ -389,7 +483,24 @@
           <w:szCs w:val="28"/>
           <w:u w:val="single"/>
         </w:rPr>
-        <w:t xml:space="preserve">                 </w:t>
+        <w:t xml:space="preserve"> </w:t>
+      </w:r>
+      <w:r>
+        <w:rPr>
+          <w:rFonts w:hint="eastAsia"/>
+          <w:sz w:val="28"/>
+          <w:szCs w:val="28"/>
+          <w:u w:val="single"/>
+        </w:rPr>
+        <w:t>陈新豪</w:t>
+      </w:r>
+      <w:r>
+        <w:rPr>
+          <w:sz w:val="28"/>
+          <w:szCs w:val="28"/>
+          <w:u w:val="single"/>
+        </w:rPr>
+        <w:t xml:space="preserve">          </w:t>
       </w:r>
       <w:r>
         <w:rPr>
@@ -401,20 +512,28 @@
       </w:r>
       <w:r>
         <w:rPr>
-          <w:rFonts w:hint="eastAsia"/>
-          <w:sz w:val="28"/>
-          <w:szCs w:val="28"/>
-          <w:u w:val="single"/>
-        </w:rPr>
-        <w:t xml:space="preserve">     </w:t>
-      </w:r>
-      <w:r>
-        <w:rPr>
-          <w:sz w:val="28"/>
-          <w:szCs w:val="28"/>
-          <w:u w:val="single"/>
-        </w:rPr>
-        <w:t xml:space="preserve">           </w:t>
+          <w:sz w:val="28"/>
+          <w:szCs w:val="28"/>
+          <w:u w:val="single"/>
+        </w:rPr>
+        <w:t>25019100042</w:t>
+      </w:r>
+      <w:r>
+        <w:rPr>
+          <w:rFonts w:hint="eastAsia"/>
+          <w:sz w:val="28"/>
+          <w:szCs w:val="28"/>
+          <w:u w:val="single"/>
+        </w:rPr>
+        <w:t xml:space="preserve"> </w:t>
+      </w:r>
+      <w:r>
+        <w:rPr>
+          <w:sz w:val="28"/>
+          <w:szCs w:val="28"/>
+          <w:u w:val="single"/>
+        </w:rPr>
+        <w:t xml:space="preserve">   </w:t>
       </w:r>
       <w:r>
         <w:rPr>
@@ -435,11 +554,20 @@
       </w:r>
       <w:r>
         <w:rPr>
-          <w:sz w:val="28"/>
-          <w:szCs w:val="28"/>
-          <w:u w:val="single"/>
-        </w:rPr>
-        <w:t xml:space="preserve">            </w:t>
+          <w:rFonts w:hint="eastAsia"/>
+          <w:sz w:val="28"/>
+          <w:szCs w:val="28"/>
+          <w:u w:val="single"/>
+        </w:rPr>
+        <w:t>测试</w:t>
+      </w:r>
+      <w:r>
+        <w:rPr>
+          <w:sz w:val="28"/>
+          <w:szCs w:val="28"/>
+          <w:u w:val="single"/>
+        </w:rPr>
+        <w:t xml:space="preserve">        </w:t>
       </w:r>
     </w:p>
     <w:p>
@@ -456,65 +584,42 @@
           <w:sz w:val="28"/>
           <w:szCs w:val="28"/>
         </w:rPr>
-        <w:t>姓名</w:t>
-      </w:r>
-      <w:r>
-        <w:rPr>
-          <w:sz w:val="28"/>
-          <w:szCs w:val="28"/>
-          <w:u w:val="single"/>
-        </w:rPr>
-        <w:t xml:space="preserve">                 </w:t>
-      </w:r>
-      <w:r>
-        <w:rPr>
-          <w:rFonts w:hint="eastAsia"/>
-          <w:sz w:val="28"/>
-          <w:szCs w:val="28"/>
-        </w:rPr>
-        <w:t>学号</w:t>
-      </w:r>
-      <w:r>
-        <w:rPr>
-          <w:rFonts w:hint="eastAsia"/>
-          <w:sz w:val="28"/>
-          <w:szCs w:val="28"/>
-          <w:u w:val="single"/>
-        </w:rPr>
-        <w:t xml:space="preserve">     </w:t>
-      </w:r>
-      <w:r>
-        <w:rPr>
-          <w:sz w:val="28"/>
-          <w:szCs w:val="28"/>
-          <w:u w:val="single"/>
-        </w:rPr>
-        <w:t xml:space="preserve">           </w:t>
-      </w:r>
-      <w:r>
-        <w:rPr>
-          <w:rFonts w:hint="eastAsia"/>
-          <w:sz w:val="28"/>
-          <w:szCs w:val="28"/>
-        </w:rPr>
-        <w:t>分工</w:t>
-      </w:r>
-      <w:r>
-        <w:rPr>
-          <w:rFonts w:hint="eastAsia"/>
-          <w:sz w:val="28"/>
-          <w:szCs w:val="28"/>
-          <w:u w:val="single"/>
+        <w:t>班级</w:t>
+      </w:r>
+      <w:r>
+        <w:rPr>
+          <w:rFonts w:hint="eastAsia"/>
+          <w:sz w:val="28"/>
+          <w:szCs w:val="28"/>
         </w:rPr>
         <w:t xml:space="preserve"> </w:t>
       </w:r>
       <w:r>
         <w:rPr>
-          <w:sz w:val="28"/>
-          <w:szCs w:val="28"/>
-          <w:u w:val="single"/>
-        </w:rPr>
-        <w:t xml:space="preserve">            </w:t>
+          <w:rFonts w:hint="eastAsia"/>
+          <w:sz w:val="28"/>
+          <w:szCs w:val="28"/>
+          <w:u w:val="single"/>
+        </w:rPr>
+        <w:t xml:space="preserve"> </w:t>
+      </w:r>
+      <w:r>
+        <w:rPr>
+          <w:rFonts w:hint="eastAsia"/>
+          <w:sz w:val="28"/>
+          <w:szCs w:val="28"/>
+          <w:u w:val="single"/>
+        </w:rPr>
+        <w:t>2501019</w:t>
+      </w:r>
+      <w:r>
+        <w:rPr>
+          <w:rFonts w:hint="eastAsia"/>
+          <w:sz w:val="28"/>
+          <w:szCs w:val="28"/>
+          <w:u w:val="single"/>
+        </w:rPr>
+        <w:t xml:space="preserve">       </w:t>
       </w:r>
     </w:p>
     <w:p>
@@ -531,13 +636,29 @@
           <w:sz w:val="28"/>
           <w:szCs w:val="28"/>
         </w:rPr>
-        <w:t>班级</w:t>
-      </w:r>
-      <w:r>
-        <w:rPr>
-          <w:rFonts w:hint="eastAsia"/>
-          <w:sz w:val="28"/>
-          <w:szCs w:val="28"/>
+        <w:t>报告</w:t>
+      </w:r>
+      <w:r>
+        <w:rPr>
+          <w:rFonts w:hint="eastAsia"/>
+          <w:sz w:val="28"/>
+          <w:szCs w:val="28"/>
+        </w:rPr>
+        <w:t>完成</w:t>
+      </w:r>
+      <w:r>
+        <w:rPr>
+          <w:sz w:val="28"/>
+          <w:szCs w:val="28"/>
+        </w:rPr>
+        <w:t>日期</w:t>
+      </w:r>
+      <w:r>
+        <w:rPr>
+          <w:rFonts w:hint="eastAsia"/>
+          <w:sz w:val="28"/>
+          <w:szCs w:val="28"/>
+          <w:u w:val="single"/>
         </w:rPr>
         <w:t xml:space="preserve"> </w:t>
       </w:r>
@@ -548,48 +669,16 @@
           <w:szCs w:val="28"/>
           <w:u w:val="single"/>
         </w:rPr>
-        <w:t xml:space="preserve">                  </w:t>
-      </w:r>
-    </w:p>
-    <w:p>
-      <w:pPr>
-        <w:ind w:firstLineChars="100" w:firstLine="280"/>
-        <w:rPr>
-          <w:sz w:val="28"/>
-          <w:szCs w:val="28"/>
-        </w:rPr>
-      </w:pPr>
-      <w:r>
-        <w:rPr>
-          <w:rFonts w:hint="eastAsia"/>
-          <w:sz w:val="28"/>
-          <w:szCs w:val="28"/>
-        </w:rPr>
-        <w:t>报告</w:t>
-      </w:r>
-      <w:r>
-        <w:rPr>
-          <w:rFonts w:hint="eastAsia"/>
-          <w:sz w:val="28"/>
-          <w:szCs w:val="28"/>
-        </w:rPr>
-        <w:t>完成</w:t>
-      </w:r>
-      <w:r>
-        <w:rPr>
-          <w:sz w:val="28"/>
-          <w:szCs w:val="28"/>
-        </w:rPr>
-        <w:t>日期</w:t>
-      </w:r>
-      <w:r>
-        <w:rPr>
-          <w:rFonts w:hint="eastAsia"/>
-          <w:sz w:val="28"/>
-          <w:szCs w:val="28"/>
-          <w:u w:val="single"/>
-        </w:rPr>
-        <w:t xml:space="preserve">      </w:t>
+        <w:t>2026</w:t>
+      </w:r>
+      <w:r>
+        <w:rPr>
+          <w:rFonts w:hint="eastAsia"/>
+          <w:sz w:val="28"/>
+          <w:szCs w:val="28"/>
+          <w:u w:val="single"/>
+        </w:rPr>
+        <w:t xml:space="preserve"> </w:t>
       </w:r>
       <w:r>
         <w:rPr>
@@ -606,15 +695,16 @@
           <w:szCs w:val="28"/>
           <w:u w:val="single"/>
         </w:rPr>
-        <w:t xml:space="preserve">   </w:t>
-      </w:r>
-      <w:r>
-        <w:rPr>
-          <w:sz w:val="28"/>
-          <w:szCs w:val="28"/>
-          <w:u w:val="single"/>
-        </w:rPr>
-        <w:t xml:space="preserve"> </w:t>
+        <w:t xml:space="preserve">  </w:t>
+      </w:r>
+      <w:r>
+        <w:rPr>
+          <w:rFonts w:hint="eastAsia"/>
+          <w:sz w:val="28"/>
+          <w:szCs w:val="28"/>
+          <w:u w:val="single"/>
+        </w:rPr>
+        <w:t xml:space="preserve">  </w:t>
       </w:r>
       <w:r>
         <w:rPr>
@@ -747,6 +837,30 @@
       <w:pPr>
         <w:ind w:firstLineChars="100" w:firstLine="210"/>
         <w:rPr>
+          <w:rFonts w:ascii="宋体" w:hAnsi="宋体"/>
+        </w:rPr>
+      </w:pPr>
+    </w:p>
+    <w:p>
+      <w:pPr>
+        <w:ind w:firstLineChars="100" w:firstLine="210"/>
+        <w:rPr>
+          <w:rFonts w:ascii="宋体" w:hAnsi="宋体"/>
+        </w:rPr>
+      </w:pPr>
+    </w:p>
+    <w:p>
+      <w:pPr>
+        <w:ind w:firstLineChars="100" w:firstLine="210"/>
+        <w:rPr>
+          <w:rFonts w:ascii="宋体" w:hAnsi="宋体"/>
+        </w:rPr>
+      </w:pPr>
+    </w:p>
+    <w:p>
+      <w:pPr>
+        <w:ind w:firstLineChars="100" w:firstLine="210"/>
+        <w:rPr>
           <w:rFonts w:ascii="宋体" w:hAnsi="宋体" w:hint="eastAsia"/>
         </w:rPr>
       </w:pPr>
@@ -755,42 +869,58 @@
       <w:pPr>
         <w:ind w:firstLineChars="100" w:firstLine="210"/>
         <w:rPr>
-          <w:rFonts w:ascii="宋体" w:hAnsi="宋体"/>
-        </w:rPr>
-      </w:pPr>
-      <w:r>
-        <w:rPr>
-          <w:rFonts w:ascii="宋体" w:hAnsi="宋体"/>
-        </w:rPr>
-        <w:t xml:space="preserve">1. 研究一阶RC和RL电路的充电和放电特性； </w:t>
-      </w:r>
-    </w:p>
-    <w:p>
-      <w:pPr>
-        <w:ind w:firstLineChars="100" w:firstLine="210"/>
-        <w:rPr>
-          <w:rFonts w:ascii="宋体" w:hAnsi="宋体"/>
-        </w:rPr>
-      </w:pPr>
-      <w:r>
-        <w:rPr>
-          <w:rFonts w:ascii="宋体" w:hAnsi="宋体"/>
-        </w:rPr>
-        <w:t xml:space="preserve">2. 了解测定RC和RL电路时常数的方法； </w:t>
-      </w:r>
-    </w:p>
-    <w:p>
-      <w:pPr>
-        <w:ind w:firstLineChars="100" w:firstLine="210"/>
-        <w:rPr>
           <w:rFonts w:ascii="宋体" w:hAnsi="宋体" w:hint="eastAsia"/>
         </w:rPr>
       </w:pPr>
-      <w:r>
-        <w:rPr>
-          <w:rFonts w:ascii="宋体" w:hAnsi="宋体"/>
-        </w:rPr>
-        <w:t>3. 利用虚拟仪器，观察RC和RL电路的方波响应；</w:t>
+    </w:p>
+    <w:p>
+      <w:pPr>
+        <w:ind w:firstLineChars="100" w:firstLine="360"/>
+        <w:rPr>
+          <w:rFonts w:hint="eastAsia"/>
+          <w:sz w:val="36"/>
+          <w:szCs w:val="36"/>
+        </w:rPr>
+      </w:pPr>
+      <w:r>
+        <w:rPr>
+          <w:rFonts w:hint="eastAsia"/>
+          <w:sz w:val="36"/>
+          <w:szCs w:val="36"/>
+        </w:rPr>
+        <w:t>二、</w:t>
+      </w:r>
+      <w:r>
+        <w:rPr>
+          <w:sz w:val="36"/>
+          <w:szCs w:val="36"/>
+        </w:rPr>
+        <w:t>实验内容</w:t>
+      </w:r>
+      <w:r>
+        <w:rPr>
+          <w:rFonts w:hint="eastAsia"/>
+          <w:sz w:val="36"/>
+          <w:szCs w:val="36"/>
+        </w:rPr>
+        <w:t>及</w:t>
+      </w:r>
+      <w:r>
+        <w:rPr>
+          <w:sz w:val="36"/>
+          <w:szCs w:val="36"/>
+        </w:rPr>
+        <w:t>电路</w:t>
+      </w:r>
+      <w:commentRangeEnd w:id="1"/>
+      <w:r>
+        <w:rPr>
+          <w:rStyle w:val="a7"/>
+          <w:rFonts w:hint="eastAsia"/>
+          <w:sz w:val="36"/>
+          <w:szCs w:val="36"/>
+        </w:rPr>
+        <w:commentReference w:id="1"/>
       </w:r>
     </w:p>
     <w:p>
@@ -800,65 +930,142 @@
           <w:rFonts w:ascii="宋体" w:hAnsi="宋体" w:hint="eastAsia"/>
         </w:rPr>
       </w:pPr>
-    </w:p>
-    <w:p>
-      <w:pPr>
-        <w:ind w:firstLineChars="100" w:firstLine="360"/>
-        <w:rPr>
-          <w:sz w:val="36"/>
-          <w:szCs w:val="36"/>
-        </w:rPr>
-      </w:pPr>
-      <w:r>
-        <w:rPr>
-          <w:rFonts w:hint="eastAsia"/>
-          <w:sz w:val="36"/>
-          <w:szCs w:val="36"/>
-        </w:rPr>
-        <w:t>二、</w:t>
-      </w:r>
-      <w:r>
-        <w:rPr>
-          <w:sz w:val="36"/>
-          <w:szCs w:val="36"/>
-        </w:rPr>
-        <w:t>实验内容</w:t>
-      </w:r>
-      <w:r>
-        <w:rPr>
-          <w:rFonts w:hint="eastAsia"/>
-          <w:sz w:val="36"/>
-          <w:szCs w:val="36"/>
-        </w:rPr>
-        <w:t>及</w:t>
-      </w:r>
-      <w:r>
-        <w:rPr>
-          <w:sz w:val="36"/>
-          <w:szCs w:val="36"/>
-        </w:rPr>
-        <w:t>电路</w:t>
-      </w:r>
-      <w:commentRangeEnd w:id="1"/>
-      <w:r>
-        <w:rPr>
-          <w:rStyle w:val="a7"/>
-          <w:sz w:val="36"/>
-          <w:szCs w:val="36"/>
-        </w:rPr>
-        <w:commentReference w:id="1"/>
-      </w:r>
-    </w:p>
-    <w:p>
-      <w:pPr>
-        <w:ind w:firstLineChars="100" w:firstLine="210"/>
+      <w:r>
+        <w:rPr>
+          <w:rFonts w:ascii="宋体" w:hAnsi="宋体"/>
+        </w:rPr>
+        <w:drawing>
+          <wp:inline distT="0" distB="0" distL="0" distR="0" wp14:anchorId="4FA621ED" wp14:editId="15006B89">
+            <wp:extent cx="1386789" cy="982134"/>
+            <wp:effectExtent l="0" t="0" r="4445" b="8890"/>
+            <wp:docPr id="1265998613" name="图片 1"/>
+            <wp:cNvGraphicFramePr>
+              <a:graphicFrameLocks xmlns:a="http://schemas.openxmlformats.org/drawingml/2006/main" noChangeAspect="1"/>
+            </wp:cNvGraphicFramePr>
+            <a:graphic xmlns:a="http://schemas.openxmlformats.org/drawingml/2006/main">
+              <a:graphicData uri="http://schemas.openxmlformats.org/drawingml/2006/picture">
+                <pic:pic xmlns:pic="http://schemas.openxmlformats.org/drawingml/2006/picture">
+                  <pic:nvPicPr>
+                    <pic:cNvPr id="1265998613" name=""/>
+                    <pic:cNvPicPr/>
+                  </pic:nvPicPr>
+                  <pic:blipFill>
+                    <a:blip r:embed="rId9"/>
+                    <a:stretch>
+                      <a:fillRect/>
+                    </a:stretch>
+                  </pic:blipFill>
+                  <pic:spPr>
+                    <a:xfrm>
+                      <a:off x="0" y="0"/>
+                      <a:ext cx="1398966" cy="990758"/>
+                    </a:xfrm>
+                    <a:prstGeom prst="rect">
+                      <a:avLst/>
+                    </a:prstGeom>
+                  </pic:spPr>
+                </pic:pic>
+              </a:graphicData>
+            </a:graphic>
+          </wp:inline>
+        </w:drawing>
+      </w:r>
+      <w:r>
+        <w:rPr>
+          <w:rFonts w:ascii="宋体" w:hAnsi="宋体"/>
+        </w:rPr>
+        <w:drawing>
+          <wp:inline distT="0" distB="0" distL="0" distR="0" wp14:anchorId="7D3495B3" wp14:editId="19755167">
+            <wp:extent cx="1860742" cy="982751"/>
+            <wp:effectExtent l="0" t="0" r="6350" b="8255"/>
+            <wp:docPr id="1508214186" name="图片 1"/>
+            <wp:cNvGraphicFramePr>
+              <a:graphicFrameLocks xmlns:a="http://schemas.openxmlformats.org/drawingml/2006/main" noChangeAspect="1"/>
+            </wp:cNvGraphicFramePr>
+            <a:graphic xmlns:a="http://schemas.openxmlformats.org/drawingml/2006/main">
+              <a:graphicData uri="http://schemas.openxmlformats.org/drawingml/2006/picture">
+                <pic:pic xmlns:pic="http://schemas.openxmlformats.org/drawingml/2006/picture">
+                  <pic:nvPicPr>
+                    <pic:cNvPr id="1508214186" name=""/>
+                    <pic:cNvPicPr/>
+                  </pic:nvPicPr>
+                  <pic:blipFill>
+                    <a:blip r:embed="rId10"/>
+                    <a:stretch>
+                      <a:fillRect/>
+                    </a:stretch>
+                  </pic:blipFill>
+                  <pic:spPr>
+                    <a:xfrm>
+                      <a:off x="0" y="0"/>
+                      <a:ext cx="1898878" cy="1002892"/>
+                    </a:xfrm>
+                    <a:prstGeom prst="rect">
+                      <a:avLst/>
+                    </a:prstGeom>
+                  </pic:spPr>
+                </pic:pic>
+              </a:graphicData>
+            </a:graphic>
+          </wp:inline>
+        </w:drawing>
+      </w:r>
+    </w:p>
+    <w:p>
+      <w:pPr>
+        <w:tabs>
+          <w:tab w:val="left" w:pos="1887"/>
+        </w:tabs>
+        <w:ind w:firstLineChars="100" w:firstLine="210"/>
+        <w:rPr>
+          <w:rFonts w:ascii="宋体" w:hAnsi="宋体"/>
+        </w:rPr>
+      </w:pPr>
+      <w:r>
         <w:rPr>
           <w:rFonts w:ascii="宋体" w:hAnsi="宋体" w:hint="eastAsia"/>
         </w:rPr>
-      </w:pPr>
-    </w:p>
-    <w:p>
-      <w:pPr>
+        <w:tab/>
+      </w:r>
+    </w:p>
+    <w:p>
+      <w:pPr>
+        <w:tabs>
+          <w:tab w:val="left" w:pos="1887"/>
+        </w:tabs>
+        <w:ind w:firstLineChars="100" w:firstLine="210"/>
+        <w:rPr>
+          <w:rFonts w:ascii="宋体" w:hAnsi="宋体"/>
+        </w:rPr>
+      </w:pPr>
+    </w:p>
+    <w:p>
+      <w:pPr>
+        <w:tabs>
+          <w:tab w:val="left" w:pos="1887"/>
+        </w:tabs>
+        <w:ind w:firstLineChars="100" w:firstLine="210"/>
+        <w:rPr>
+          <w:rFonts w:ascii="宋体" w:hAnsi="宋体"/>
+        </w:rPr>
+      </w:pPr>
+    </w:p>
+    <w:p>
+      <w:pPr>
+        <w:tabs>
+          <w:tab w:val="left" w:pos="1887"/>
+        </w:tabs>
+        <w:ind w:firstLineChars="100" w:firstLine="210"/>
+        <w:rPr>
+          <w:rFonts w:ascii="宋体" w:hAnsi="宋体"/>
+        </w:rPr>
+      </w:pPr>
+    </w:p>
+    <w:p>
+      <w:pPr>
+        <w:tabs>
+          <w:tab w:val="left" w:pos="1887"/>
+        </w:tabs>
         <w:ind w:firstLineChars="100" w:firstLine="210"/>
         <w:rPr>
           <w:rFonts w:ascii="宋体" w:hAnsi="宋体" w:hint="eastAsia"/>
@@ -867,6 +1074,20 @@
     </w:p>
     <w:p>
       <w:pPr>
+        <w:tabs>
+          <w:tab w:val="left" w:pos="1887"/>
+        </w:tabs>
+        <w:ind w:firstLineChars="100" w:firstLine="210"/>
+        <w:rPr>
+          <w:rFonts w:ascii="宋体" w:hAnsi="宋体"/>
+        </w:rPr>
+      </w:pPr>
+    </w:p>
+    <w:p>
+      <w:pPr>
+        <w:tabs>
+          <w:tab w:val="left" w:pos="1887"/>
+        </w:tabs>
         <w:ind w:firstLineChars="100" w:firstLine="210"/>
         <w:rPr>
           <w:rFonts w:ascii="宋体" w:hAnsi="宋体" w:hint="eastAsia"/>
@@ -877,7 +1098,135 @@
       <w:pPr>
         <w:ind w:firstLineChars="100" w:firstLine="210"/>
         <w:rPr>
+          <w:rFonts w:ascii="宋体" w:hAnsi="宋体"/>
+        </w:rPr>
+      </w:pPr>
+    </w:p>
+    <w:p>
+      <w:pPr>
+        <w:ind w:firstLineChars="100" w:firstLine="210"/>
+        <w:rPr>
+          <w:rFonts w:ascii="宋体" w:hAnsi="宋体"/>
+        </w:rPr>
+      </w:pPr>
+      <w:r>
+        <w:rPr>
+          <w:rFonts w:ascii="宋体" w:hAnsi="宋体"/>
+        </w:rPr>
+        <w:drawing>
+          <wp:inline distT="0" distB="0" distL="0" distR="0" wp14:anchorId="0D54132A" wp14:editId="6777EC81">
+            <wp:extent cx="2250009" cy="1261533"/>
+            <wp:effectExtent l="0" t="0" r="0" b="0"/>
+            <wp:docPr id="368300297" name="图片 1"/>
+            <wp:cNvGraphicFramePr>
+              <a:graphicFrameLocks xmlns:a="http://schemas.openxmlformats.org/drawingml/2006/main" noChangeAspect="1"/>
+            </wp:cNvGraphicFramePr>
+            <a:graphic xmlns:a="http://schemas.openxmlformats.org/drawingml/2006/main">
+              <a:graphicData uri="http://schemas.openxmlformats.org/drawingml/2006/picture">
+                <pic:pic xmlns:pic="http://schemas.openxmlformats.org/drawingml/2006/picture">
+                  <pic:nvPicPr>
+                    <pic:cNvPr id="368300297" name=""/>
+                    <pic:cNvPicPr/>
+                  </pic:nvPicPr>
+                  <pic:blipFill>
+                    <a:blip r:embed="rId11"/>
+                    <a:stretch>
+                      <a:fillRect/>
+                    </a:stretch>
+                  </pic:blipFill>
+                  <pic:spPr>
+                    <a:xfrm>
+                      <a:off x="0" y="0"/>
+                      <a:ext cx="2257064" cy="1265488"/>
+                    </a:xfrm>
+                    <a:prstGeom prst="rect">
+                      <a:avLst/>
+                    </a:prstGeom>
+                  </pic:spPr>
+                </pic:pic>
+              </a:graphicData>
+            </a:graphic>
+          </wp:inline>
+        </w:drawing>
+      </w:r>
+      <w:r>
+        <w:rPr>
+          <w:rFonts w:ascii="宋体" w:hAnsi="宋体"/>
+        </w:rPr>
+        <w:drawing>
+          <wp:inline distT="0" distB="0" distL="0" distR="0" wp14:anchorId="266E279B" wp14:editId="35003010">
+            <wp:extent cx="2366433" cy="1261281"/>
+            <wp:effectExtent l="0" t="0" r="0" b="0"/>
+            <wp:docPr id="1728537460" name="图片 1"/>
+            <wp:cNvGraphicFramePr>
+              <a:graphicFrameLocks xmlns:a="http://schemas.openxmlformats.org/drawingml/2006/main" noChangeAspect="1"/>
+            </wp:cNvGraphicFramePr>
+            <a:graphic xmlns:a="http://schemas.openxmlformats.org/drawingml/2006/main">
+              <a:graphicData uri="http://schemas.openxmlformats.org/drawingml/2006/picture">
+                <pic:pic xmlns:pic="http://schemas.openxmlformats.org/drawingml/2006/picture">
+                  <pic:nvPicPr>
+                    <pic:cNvPr id="1728537460" name=""/>
+                    <pic:cNvPicPr/>
+                  </pic:nvPicPr>
+                  <pic:blipFill>
+                    <a:blip r:embed="rId12"/>
+                    <a:stretch>
+                      <a:fillRect/>
+                    </a:stretch>
+                  </pic:blipFill>
+                  <pic:spPr>
+                    <a:xfrm>
+                      <a:off x="0" y="0"/>
+                      <a:ext cx="2384782" cy="1271061"/>
+                    </a:xfrm>
+                    <a:prstGeom prst="rect">
+                      <a:avLst/>
+                    </a:prstGeom>
+                  </pic:spPr>
+                </pic:pic>
+              </a:graphicData>
+            </a:graphic>
+          </wp:inline>
+        </w:drawing>
+      </w:r>
+    </w:p>
+    <w:p>
+      <w:pPr>
+        <w:ind w:firstLineChars="100" w:firstLine="210"/>
+        <w:rPr>
           <w:rFonts w:ascii="宋体" w:hAnsi="宋体" w:hint="eastAsia"/>
+        </w:rPr>
+      </w:pPr>
+    </w:p>
+    <w:p>
+      <w:pPr>
+        <w:ind w:firstLineChars="100" w:firstLine="210"/>
+        <w:rPr>
+          <w:rFonts w:ascii="宋体" w:hAnsi="宋体"/>
+        </w:rPr>
+      </w:pPr>
+    </w:p>
+    <w:p>
+      <w:pPr>
+        <w:ind w:firstLineChars="100" w:firstLine="210"/>
+        <w:rPr>
+          <w:rFonts w:ascii="宋体" w:hAnsi="宋体"/>
+        </w:rPr>
+      </w:pPr>
+    </w:p>
+    <w:p>
+      <w:pPr>
+        <w:ind w:firstLineChars="100" w:firstLine="210"/>
+        <w:rPr>
+          <w:rFonts w:ascii="宋体" w:hAnsi="宋体"/>
+        </w:rPr>
+      </w:pPr>
+    </w:p>
+    <w:p>
+      <w:pPr>
+        <w:ind w:firstLineChars="100" w:firstLine="210"/>
+        <w:rPr>
+          <w:rFonts w:ascii="宋体" w:hAnsi="宋体"/>
         </w:rPr>
       </w:pPr>
     </w:p>
@@ -974,6 +1323,134 @@
         <w:ind w:firstLineChars="100" w:firstLine="210"/>
         <w:rPr>
           <w:rFonts w:ascii="宋体" w:hAnsi="宋体" w:hint="eastAsia"/>
+        </w:rPr>
+      </w:pPr>
+    </w:p>
+    <w:p>
+      <w:pPr>
+        <w:ind w:firstLineChars="100" w:firstLine="210"/>
+        <w:rPr>
+          <w:rFonts w:ascii="宋体" w:hAnsi="宋体"/>
+        </w:rPr>
+      </w:pPr>
+    </w:p>
+    <w:p>
+      <w:pPr>
+        <w:ind w:firstLineChars="100" w:firstLine="210"/>
+        <w:rPr>
+          <w:rFonts w:ascii="宋体" w:hAnsi="宋体"/>
+        </w:rPr>
+      </w:pPr>
+    </w:p>
+    <w:p>
+      <w:pPr>
+        <w:ind w:firstLineChars="100" w:firstLine="210"/>
+        <w:rPr>
+          <w:rFonts w:ascii="宋体" w:hAnsi="宋体"/>
+        </w:rPr>
+      </w:pPr>
+    </w:p>
+    <w:p>
+      <w:pPr>
+        <w:ind w:firstLineChars="100" w:firstLine="210"/>
+        <w:rPr>
+          <w:rFonts w:ascii="宋体" w:hAnsi="宋体"/>
+        </w:rPr>
+      </w:pPr>
+    </w:p>
+    <w:p>
+      <w:pPr>
+        <w:ind w:firstLineChars="100" w:firstLine="210"/>
+        <w:rPr>
+          <w:rFonts w:ascii="宋体" w:hAnsi="宋体"/>
+        </w:rPr>
+      </w:pPr>
+    </w:p>
+    <w:p>
+      <w:pPr>
+        <w:ind w:firstLineChars="100" w:firstLine="210"/>
+        <w:rPr>
+          <w:rFonts w:ascii="宋体" w:hAnsi="宋体"/>
+        </w:rPr>
+      </w:pPr>
+    </w:p>
+    <w:p>
+      <w:pPr>
+        <w:ind w:firstLineChars="100" w:firstLine="210"/>
+        <w:rPr>
+          <w:rFonts w:ascii="宋体" w:hAnsi="宋体"/>
+        </w:rPr>
+      </w:pPr>
+    </w:p>
+    <w:p>
+      <w:pPr>
+        <w:ind w:firstLineChars="100" w:firstLine="210"/>
+        <w:rPr>
+          <w:rFonts w:ascii="宋体" w:hAnsi="宋体"/>
+        </w:rPr>
+      </w:pPr>
+    </w:p>
+    <w:p>
+      <w:pPr>
+        <w:ind w:firstLineChars="100" w:firstLine="210"/>
+        <w:rPr>
+          <w:rFonts w:ascii="宋体" w:hAnsi="宋体"/>
+        </w:rPr>
+      </w:pPr>
+    </w:p>
+    <w:p>
+      <w:pPr>
+        <w:ind w:firstLineChars="100" w:firstLine="210"/>
+        <w:rPr>
+          <w:rFonts w:ascii="宋体" w:hAnsi="宋体"/>
+        </w:rPr>
+      </w:pPr>
+    </w:p>
+    <w:p>
+      <w:pPr>
+        <w:ind w:firstLineChars="100" w:firstLine="210"/>
+        <w:rPr>
+          <w:rFonts w:ascii="宋体" w:hAnsi="宋体"/>
+        </w:rPr>
+      </w:pPr>
+    </w:p>
+    <w:p>
+      <w:pPr>
+        <w:ind w:firstLineChars="100" w:firstLine="210"/>
+        <w:rPr>
+          <w:rFonts w:ascii="宋体" w:hAnsi="宋体"/>
+        </w:rPr>
+      </w:pPr>
+    </w:p>
+    <w:p>
+      <w:pPr>
+        <w:ind w:firstLineChars="100" w:firstLine="210"/>
+        <w:rPr>
+          <w:rFonts w:ascii="宋体" w:hAnsi="宋体"/>
+        </w:rPr>
+      </w:pPr>
+    </w:p>
+    <w:p>
+      <w:pPr>
+        <w:ind w:firstLineChars="100" w:firstLine="210"/>
+        <w:rPr>
+          <w:rFonts w:ascii="宋体" w:hAnsi="宋体"/>
+        </w:rPr>
+      </w:pPr>
+    </w:p>
+    <w:p>
+      <w:pPr>
+        <w:ind w:firstLineChars="100" w:firstLine="210"/>
+        <w:rPr>
+          <w:rFonts w:ascii="宋体" w:hAnsi="宋体" w:hint="eastAsia"/>
+        </w:rPr>
+      </w:pPr>
+    </w:p>
+    <w:p>
+      <w:pPr>
+        <w:ind w:firstLineChars="100" w:firstLine="210"/>
+        <w:rPr>
+          <w:rFonts w:ascii="宋体" w:hAnsi="宋体"/>
         </w:rPr>
       </w:pPr>
     </w:p>
@@ -1808,6 +2285,7 @@
     <w:basedOn w:val="a"/>
     <w:link w:val="a9"/>
     <w:uiPriority w:val="99"/>
+    <w:semiHidden/>
     <w:unhideWhenUsed/>
     <w:rsid w:val="00B12586"/>
     <w:pPr>
@@ -1819,6 +2297,7 @@
     <w:basedOn w:val="a0"/>
     <w:link w:val="a8"/>
     <w:uiPriority w:val="99"/>
+    <w:semiHidden/>
     <w:rsid w:val="00B12586"/>
     <w:rPr>
       <w:rFonts w:ascii="Times New Roman" w:eastAsia="宋体" w:hAnsi="Times New Roman" w:cs="Times New Roman"/>
